--- a/fåglar/A 42203-2025 prioriterade fågelarter.docx
+++ b/fåglar/A 42203-2025 prioriterade fågelarter.docx
@@ -519,7 +519,7 @@
     <w:p/>
     <w:p>
       <w:r>
-        <w:t>2026-04-14</w:t>
+        <w:t>2026-04-15</w:t>
       </w:r>
       <w:r>
         <w:t xml:space="preserve"> </w:t>

--- a/fåglar/A 42203-2025 prioriterade fågelarter.docx
+++ b/fåglar/A 42203-2025 prioriterade fågelarter.docx
@@ -519,7 +519,7 @@
     <w:p/>
     <w:p>
       <w:r>
-        <w:t>2026-04-15</w:t>
+        <w:t>2026-04-16</w:t>
       </w:r>
       <w:r>
         <w:t xml:space="preserve"> </w:t>

--- a/fåglar/A 42203-2025 prioriterade fågelarter.docx
+++ b/fåglar/A 42203-2025 prioriterade fågelarter.docx
@@ -519,7 +519,7 @@
     <w:p/>
     <w:p>
       <w:r>
-        <w:t>2026-04-16</w:t>
+        <w:t>2026-04-17</w:t>
       </w:r>
       <w:r>
         <w:t xml:space="preserve"> </w:t>

--- a/fåglar/A 42203-2025 prioriterade fågelarter.docx
+++ b/fåglar/A 42203-2025 prioriterade fågelarter.docx
@@ -519,7 +519,7 @@
     <w:p/>
     <w:p>
       <w:r>
-        <w:t>2026-04-17</w:t>
+        <w:t>2026-04-18</w:t>
       </w:r>
       <w:r>
         <w:t xml:space="preserve"> </w:t>

--- a/fåglar/A 42203-2025 prioriterade fågelarter.docx
+++ b/fåglar/A 42203-2025 prioriterade fågelarter.docx
@@ -519,7 +519,7 @@
     <w:p/>
     <w:p>
       <w:r>
-        <w:t>2026-04-18</w:t>
+        <w:t>2026-04-19</w:t>
       </w:r>
       <w:r>
         <w:t xml:space="preserve"> </w:t>

--- a/fåglar/A 42203-2025 prioriterade fågelarter.docx
+++ b/fåglar/A 42203-2025 prioriterade fågelarter.docx
@@ -519,7 +519,7 @@
     <w:p/>
     <w:p>
       <w:r>
-        <w:t>2026-04-19</w:t>
+        <w:t>2026-04-20</w:t>
       </w:r>
       <w:r>
         <w:t xml:space="preserve"> </w:t>

--- a/fåglar/A 42203-2025 prioriterade fågelarter.docx
+++ b/fåglar/A 42203-2025 prioriterade fågelarter.docx
@@ -519,7 +519,7 @@
     <w:p/>
     <w:p>
       <w:r>
-        <w:t>2026-04-20</w:t>
+        <w:t>2026-04-21</w:t>
       </w:r>
       <w:r>
         <w:t xml:space="preserve"> </w:t>

--- a/fåglar/A 42203-2025 prioriterade fågelarter.docx
+++ b/fåglar/A 42203-2025 prioriterade fågelarter.docx
@@ -519,7 +519,7 @@
     <w:p/>
     <w:p>
       <w:r>
-        <w:t>2026-04-21</w:t>
+        <w:t>2026-04-22</w:t>
       </w:r>
       <w:r>
         <w:t xml:space="preserve"> </w:t>

--- a/fåglar/A 42203-2025 prioriterade fågelarter.docx
+++ b/fåglar/A 42203-2025 prioriterade fågelarter.docx
@@ -519,7 +519,7 @@
     <w:p/>
     <w:p>
       <w:r>
-        <w:t>2026-04-22</w:t>
+        <w:t>2026-04-23</w:t>
       </w:r>
       <w:r>
         <w:t xml:space="preserve"> </w:t>

--- a/fåglar/A 42203-2025 prioriterade fågelarter.docx
+++ b/fåglar/A 42203-2025 prioriterade fågelarter.docx
@@ -519,7 +519,7 @@
     <w:p/>
     <w:p>
       <w:r>
-        <w:t>2026-04-23</w:t>
+        <w:t>2026-04-24</w:t>
       </w:r>
       <w:r>
         <w:t xml:space="preserve"> </w:t>

--- a/fåglar/A 42203-2025 prioriterade fågelarter.docx
+++ b/fåglar/A 42203-2025 prioriterade fågelarter.docx
@@ -519,7 +519,7 @@
     <w:p/>
     <w:p>
       <w:r>
-        <w:t>2026-04-24</w:t>
+        <w:t>2026-04-25</w:t>
       </w:r>
       <w:r>
         <w:t xml:space="preserve"> </w:t>

--- a/fåglar/A 42203-2025 prioriterade fågelarter.docx
+++ b/fåglar/A 42203-2025 prioriterade fågelarter.docx
@@ -519,7 +519,7 @@
     <w:p/>
     <w:p>
       <w:r>
-        <w:t>2026-04-25</w:t>
+        <w:t>2026-04-26</w:t>
       </w:r>
       <w:r>
         <w:t xml:space="preserve"> </w:t>

--- a/fåglar/A 42203-2025 prioriterade fågelarter.docx
+++ b/fåglar/A 42203-2025 prioriterade fågelarter.docx
@@ -519,7 +519,7 @@
     <w:p/>
     <w:p>
       <w:r>
-        <w:t>2026-04-26</w:t>
+        <w:t>2026-04-27</w:t>
       </w:r>
       <w:r>
         <w:t xml:space="preserve"> </w:t>

--- a/fåglar/A 42203-2025 prioriterade fågelarter.docx
+++ b/fåglar/A 42203-2025 prioriterade fågelarter.docx
@@ -519,7 +519,7 @@
     <w:p/>
     <w:p>
       <w:r>
-        <w:t>2026-04-27</w:t>
+        <w:t>2026-04-28</w:t>
       </w:r>
       <w:r>
         <w:t xml:space="preserve"> </w:t>

--- a/fåglar/A 42203-2025 prioriterade fågelarter.docx
+++ b/fåglar/A 42203-2025 prioriterade fågelarter.docx
@@ -519,7 +519,7 @@
     <w:p/>
     <w:p>
       <w:r>
-        <w:t>2026-04-28</w:t>
+        <w:t>2026-04-29</w:t>
       </w:r>
       <w:r>
         <w:t xml:space="preserve"> </w:t>

--- a/fåglar/A 42203-2025 prioriterade fågelarter.docx
+++ b/fåglar/A 42203-2025 prioriterade fågelarter.docx
@@ -519,7 +519,7 @@
     <w:p/>
     <w:p>
       <w:r>
-        <w:t>2026-04-29</w:t>
+        <w:t>2026-04-30</w:t>
       </w:r>
       <w:r>
         <w:t xml:space="preserve"> </w:t>

--- a/fåglar/A 42203-2025 prioriterade fågelarter.docx
+++ b/fåglar/A 42203-2025 prioriterade fågelarter.docx
@@ -519,7 +519,7 @@
     <w:p/>
     <w:p>
       <w:r>
-        <w:t>2026-05-16</w:t>
+        <w:t>2026-05-17</w:t>
       </w:r>
       <w:r>
         <w:t xml:space="preserve"> </w:t>

--- a/fåglar/A 42203-2025 prioriterade fågelarter.docx
+++ b/fåglar/A 42203-2025 prioriterade fågelarter.docx
@@ -519,7 +519,7 @@
     <w:p/>
     <w:p>
       <w:r>
-        <w:t>2026-05-17</w:t>
+        <w:t>2026-05-18</w:t>
       </w:r>
       <w:r>
         <w:t xml:space="preserve"> </w:t>

--- a/fåglar/A 42203-2025 prioriterade fågelarter.docx
+++ b/fåglar/A 42203-2025 prioriterade fågelarter.docx
@@ -519,7 +519,7 @@
     <w:p/>
     <w:p>
       <w:r>
-        <w:t>2026-05-18</w:t>
+        <w:t>2026-05-19</w:t>
       </w:r>
       <w:r>
         <w:t xml:space="preserve"> </w:t>

--- a/fåglar/A 42203-2025 prioriterade fågelarter.docx
+++ b/fåglar/A 42203-2025 prioriterade fågelarter.docx
@@ -519,7 +519,7 @@
     <w:p/>
     <w:p>
       <w:r>
-        <w:t>2026-05-19</w:t>
+        <w:t>2026-05-20</w:t>
       </w:r>
       <w:r>
         <w:t xml:space="preserve"> </w:t>

--- a/fåglar/A 42203-2025 prioriterade fågelarter.docx
+++ b/fåglar/A 42203-2025 prioriterade fågelarter.docx
@@ -519,7 +519,7 @@
     <w:p/>
     <w:p>
       <w:r>
-        <w:t>2026-05-20</w:t>
+        <w:t>2026-05-21</w:t>
       </w:r>
       <w:r>
         <w:t xml:space="preserve"> </w:t>

--- a/fåglar/A 42203-2025 prioriterade fågelarter.docx
+++ b/fåglar/A 42203-2025 prioriterade fågelarter.docx
@@ -519,7 +519,7 @@
     <w:p/>
     <w:p>
       <w:r>
-        <w:t>2026-05-21</w:t>
+        <w:t>2026-05-22</w:t>
       </w:r>
       <w:r>
         <w:t xml:space="preserve"> </w:t>

--- a/fåglar/A 42203-2025 prioriterade fågelarter.docx
+++ b/fåglar/A 42203-2025 prioriterade fågelarter.docx
@@ -519,7 +519,7 @@
     <w:p/>
     <w:p>
       <w:r>
-        <w:t>2026-05-22</w:t>
+        <w:t>2026-05-23</w:t>
       </w:r>
       <w:r>
         <w:t xml:space="preserve"> </w:t>

--- a/fåglar/A 42203-2025 prioriterade fågelarter.docx
+++ b/fåglar/A 42203-2025 prioriterade fågelarter.docx
@@ -519,7 +519,7 @@
     <w:p/>
     <w:p>
       <w:r>
-        <w:t>2026-05-23</w:t>
+        <w:t>2026-05-24</w:t>
       </w:r>
       <w:r>
         <w:t xml:space="preserve"> </w:t>

--- a/fåglar/A 42203-2025 prioriterade fågelarter.docx
+++ b/fåglar/A 42203-2025 prioriterade fågelarter.docx
@@ -519,7 +519,7 @@
     <w:p/>
     <w:p>
       <w:r>
-        <w:t>2026-05-24</w:t>
+        <w:t>2026-05-25</w:t>
       </w:r>
       <w:r>
         <w:t xml:space="preserve"> </w:t>

--- a/fåglar/A 42203-2025 prioriterade fågelarter.docx
+++ b/fåglar/A 42203-2025 prioriterade fågelarter.docx
@@ -519,7 +519,7 @@
     <w:p/>
     <w:p>
       <w:r>
-        <w:t>2026-05-25</w:t>
+        <w:t>2026-05-26</w:t>
       </w:r>
       <w:r>
         <w:t xml:space="preserve"> </w:t>

--- a/fåglar/A 42203-2025 prioriterade fågelarter.docx
+++ b/fåglar/A 42203-2025 prioriterade fågelarter.docx
@@ -519,7 +519,7 @@
     <w:p/>
     <w:p>
       <w:r>
-        <w:t>2026-05-26</w:t>
+        <w:t>2026-05-27</w:t>
       </w:r>
       <w:r>
         <w:t xml:space="preserve"> </w:t>

--- a/fåglar/A 42203-2025 prioriterade fågelarter.docx
+++ b/fåglar/A 42203-2025 prioriterade fågelarter.docx
@@ -519,7 +519,7 @@
     <w:p/>
     <w:p>
       <w:r>
-        <w:t>2026-05-27</w:t>
+        <w:t>2026-05-28</w:t>
       </w:r>
       <w:r>
         <w:t xml:space="preserve"> </w:t>
